--- a/Cognizant WEEK-3.docx
+++ b/Cognizant WEEK-3.docx
@@ -6887,1422 +6887,6 @@
                     <a:xfrm>
                       <a:off x="0" y="0"/>
                       <a:ext cx="5353325" cy="939848"/>
-                    </a:xfrm>
-                    <a:prstGeom prst="rect">
-                      <a:avLst/>
-                    </a:prstGeom>
-                  </pic:spPr>
-                </pic:pic>
-              </a:graphicData>
-            </a:graphic>
-          </wp:inline>
-        </w:drawing>
-      </w:r>
-    </w:p>
-    <w:p>
-      <w:pPr>
-        <w:rPr>
-          <w:b/>
-          <w:bCs/>
-          <w:sz w:val="40"/>
-          <w:szCs w:val="40"/>
-        </w:rPr>
-      </w:pPr>
-      <w:r>
-        <w:rPr>
-          <w:b/>
-          <w:bCs/>
-          <w:sz w:val="40"/>
-          <w:szCs w:val="40"/>
-        </w:rPr>
-        <w:lastRenderedPageBreak/>
-        <w:t>Creating Microservices for Account and Loan</w:t>
-      </w:r>
-    </w:p>
-    <w:p>
-      <w:pPr>
-        <w:rPr>
-          <w:sz w:val="24"/>
-          <w:szCs w:val="24"/>
-        </w:rPr>
-      </w:pPr>
-      <w:r>
-        <w:rPr>
-          <w:b/>
-          <w:bCs/>
-          <w:sz w:val="24"/>
-          <w:szCs w:val="24"/>
-        </w:rPr>
-        <w:t>1. Project Overview</w:t>
-      </w:r>
-    </w:p>
-    <w:p>
-      <w:pPr>
-        <w:numPr>
-          <w:ilvl w:val="0"/>
-          <w:numId w:val="31"/>
-        </w:numPr>
-        <w:rPr>
-          <w:sz w:val="24"/>
-          <w:szCs w:val="24"/>
-        </w:rPr>
-      </w:pPr>
-      <w:r>
-        <w:rPr>
-          <w:b/>
-          <w:bCs/>
-          <w:sz w:val="24"/>
-          <w:szCs w:val="24"/>
-        </w:rPr>
-        <w:t>1.1 Objective:</w:t>
-      </w:r>
-      <w:r>
-        <w:rPr>
-          <w:sz w:val="24"/>
-          <w:szCs w:val="24"/>
-        </w:rPr>
-        <w:t xml:space="preserve"> To design and deploy two distinct, independent Spring Boot web applications (Account Service and Loan Service) that simulate a microservices architecture for a bank.</w:t>
-      </w:r>
-    </w:p>
-    <w:p>
-      <w:pPr>
-        <w:numPr>
-          <w:ilvl w:val="0"/>
-          <w:numId w:val="31"/>
-        </w:numPr>
-        <w:rPr>
-          <w:sz w:val="24"/>
-          <w:szCs w:val="24"/>
-        </w:rPr>
-      </w:pPr>
-      <w:r>
-        <w:rPr>
-          <w:b/>
-          <w:bCs/>
-          <w:sz w:val="24"/>
-          <w:szCs w:val="24"/>
-        </w:rPr>
-        <w:t>1.2 Use Case:</w:t>
-      </w:r>
-      <w:r>
-        <w:rPr>
-          <w:sz w:val="24"/>
-          <w:szCs w:val="24"/>
-        </w:rPr>
-        <w:t xml:space="preserve"> Demonstrating how large monolithic applications can be split into smaller, domain-specific services that run simultaneously and independently on the same server environment.</w:t>
-      </w:r>
-    </w:p>
-    <w:p>
-      <w:pPr>
-        <w:rPr>
-          <w:sz w:val="24"/>
-          <w:szCs w:val="24"/>
-        </w:rPr>
-      </w:pPr>
-      <w:r>
-        <w:rPr>
-          <w:b/>
-          <w:bCs/>
-          <w:sz w:val="24"/>
-          <w:szCs w:val="24"/>
-        </w:rPr>
-        <w:t>2. Architecture &amp; Setup</w:t>
-      </w:r>
-    </w:p>
-    <w:p>
-      <w:pPr>
-        <w:numPr>
-          <w:ilvl w:val="0"/>
-          <w:numId w:val="32"/>
-        </w:numPr>
-        <w:rPr>
-          <w:sz w:val="24"/>
-          <w:szCs w:val="24"/>
-        </w:rPr>
-      </w:pPr>
-      <w:r>
-        <w:rPr>
-          <w:b/>
-          <w:bCs/>
-          <w:sz w:val="24"/>
-          <w:szCs w:val="24"/>
-        </w:rPr>
-        <w:t>2.1 Shared Technology Stack:</w:t>
-      </w:r>
-      <w:r>
-        <w:rPr>
-          <w:sz w:val="24"/>
-          <w:szCs w:val="24"/>
-        </w:rPr>
-        <w:t xml:space="preserve"> Both microservices are built using Java, Maven, Spring Web, and Spring Boot DevTools.</w:t>
-      </w:r>
-    </w:p>
-    <w:p>
-      <w:pPr>
-        <w:numPr>
-          <w:ilvl w:val="0"/>
-          <w:numId w:val="32"/>
-        </w:numPr>
-        <w:rPr>
-          <w:sz w:val="24"/>
-          <w:szCs w:val="24"/>
-        </w:rPr>
-      </w:pPr>
-      <w:r>
-        <w:rPr>
-          <w:b/>
-          <w:bCs/>
-          <w:sz w:val="24"/>
-          <w:szCs w:val="24"/>
-        </w:rPr>
-        <w:t>2.2 Project Isolation:</w:t>
-      </w:r>
-      <w:r>
-        <w:rPr>
-          <w:sz w:val="24"/>
-          <w:szCs w:val="24"/>
-        </w:rPr>
-        <w:t xml:space="preserve"> Each microservice has its own root folder, its own pom.xml, its own embedded web server, and its own completely separate codebase. They do not share a database for this exercise (mock data is used).</w:t>
-      </w:r>
-    </w:p>
-    <w:p>
-      <w:pPr>
-        <w:rPr>
-          <w:sz w:val="24"/>
-          <w:szCs w:val="24"/>
-        </w:rPr>
-      </w:pPr>
-      <w:r>
-        <w:rPr>
-          <w:b/>
-          <w:bCs/>
-          <w:sz w:val="24"/>
-          <w:szCs w:val="24"/>
-        </w:rPr>
-        <w:t>3. Implementation: Account Microservice</w:t>
-      </w:r>
-    </w:p>
-    <w:p>
-      <w:pPr>
-        <w:numPr>
-          <w:ilvl w:val="0"/>
-          <w:numId w:val="33"/>
-        </w:numPr>
-        <w:rPr>
-          <w:sz w:val="24"/>
-          <w:szCs w:val="24"/>
-        </w:rPr>
-      </w:pPr>
-      <w:r>
-        <w:rPr>
-          <w:b/>
-          <w:bCs/>
-          <w:sz w:val="24"/>
-          <w:szCs w:val="24"/>
-        </w:rPr>
-        <w:t>3.1 Configuration:</w:t>
-      </w:r>
-      <w:r>
-        <w:rPr>
-          <w:sz w:val="24"/>
-          <w:szCs w:val="24"/>
-        </w:rPr>
-        <w:t xml:space="preserve"> Runs on the default embedded Tomcat port (8080).</w:t>
-      </w:r>
-    </w:p>
-    <w:p>
-      <w:pPr>
-        <w:numPr>
-          <w:ilvl w:val="0"/>
-          <w:numId w:val="33"/>
-        </w:numPr>
-        <w:rPr>
-          <w:sz w:val="24"/>
-          <w:szCs w:val="24"/>
-        </w:rPr>
-      </w:pPr>
-      <w:r>
-        <w:rPr>
-          <w:b/>
-          <w:bCs/>
-          <w:sz w:val="24"/>
-          <w:szCs w:val="24"/>
-        </w:rPr>
-        <w:t>3.2 The Data Model (Account.java):</w:t>
-      </w:r>
-      <w:r>
-        <w:rPr>
-          <w:sz w:val="24"/>
-          <w:szCs w:val="24"/>
-        </w:rPr>
-        <w:t xml:space="preserve"> Contains fields for number, type, and balance with an all-arguments constructor and standard getters/setters.</w:t>
-      </w:r>
-    </w:p>
-    <w:p>
-      <w:pPr>
-        <w:numPr>
-          <w:ilvl w:val="0"/>
-          <w:numId w:val="33"/>
-        </w:numPr>
-        <w:rPr>
-          <w:sz w:val="24"/>
-          <w:szCs w:val="24"/>
-        </w:rPr>
-      </w:pPr>
-      <w:r>
-        <w:rPr>
-          <w:b/>
-          <w:bCs/>
-          <w:sz w:val="24"/>
-          <w:szCs w:val="24"/>
-        </w:rPr>
-        <w:t>3.3 The Controller (AccountController.java):</w:t>
-      </w:r>
-    </w:p>
-    <w:p>
-      <w:pPr>
-        <w:numPr>
-          <w:ilvl w:val="1"/>
-          <w:numId w:val="33"/>
-        </w:numPr>
-        <w:rPr>
-          <w:sz w:val="24"/>
-          <w:szCs w:val="24"/>
-        </w:rPr>
-      </w:pPr>
-      <w:r>
-        <w:rPr>
-          <w:b/>
-          <w:bCs/>
-          <w:sz w:val="24"/>
-          <w:szCs w:val="24"/>
-        </w:rPr>
-        <w:t>Endpoint:</w:t>
-      </w:r>
-      <w:r>
-        <w:rPr>
-          <w:sz w:val="24"/>
-          <w:szCs w:val="24"/>
-        </w:rPr>
-        <w:t xml:space="preserve"> Mapped via @GetMapping("/accounts/{number}").</w:t>
-      </w:r>
-    </w:p>
-    <w:p>
-      <w:pPr>
-        <w:numPr>
-          <w:ilvl w:val="1"/>
-          <w:numId w:val="33"/>
-        </w:numPr>
-        <w:rPr>
-          <w:sz w:val="24"/>
-          <w:szCs w:val="24"/>
-        </w:rPr>
-      </w:pPr>
-      <w:r>
-        <w:rPr>
-          <w:b/>
-          <w:bCs/>
-          <w:sz w:val="24"/>
-          <w:szCs w:val="24"/>
-        </w:rPr>
-        <w:t>Behavior:</w:t>
-      </w:r>
-      <w:r>
-        <w:rPr>
-          <w:sz w:val="24"/>
-          <w:szCs w:val="24"/>
-        </w:rPr>
-        <w:t xml:space="preserve"> Captures the account number from the URL using @PathVariable and returns a hardcoded Account object serialized as JSON.</w:t>
-      </w:r>
-    </w:p>
-    <w:p>
-      <w:pPr>
-        <w:numPr>
-          <w:ilvl w:val="0"/>
-          <w:numId w:val="33"/>
-        </w:numPr>
-        <w:rPr>
-          <w:sz w:val="24"/>
-          <w:szCs w:val="24"/>
-        </w:rPr>
-      </w:pPr>
-      <w:r>
-        <w:rPr>
-          <w:b/>
-          <w:bCs/>
-          <w:sz w:val="24"/>
-          <w:szCs w:val="24"/>
-        </w:rPr>
-        <w:t>3.4 Sample Response:</w:t>
-      </w:r>
-    </w:p>
-    <w:p>
-      <w:pPr>
-        <w:rPr>
-          <w:sz w:val="24"/>
-          <w:szCs w:val="24"/>
-        </w:rPr>
-      </w:pPr>
-      <w:r>
-        <w:rPr>
-          <w:sz w:val="24"/>
-          <w:szCs w:val="24"/>
-        </w:rPr>
-        <w:t>JSON</w:t>
-      </w:r>
-    </w:p>
-    <w:p>
-      <w:pPr>
-        <w:rPr>
-          <w:sz w:val="24"/>
-          <w:szCs w:val="24"/>
-        </w:rPr>
-      </w:pPr>
-      <w:r>
-        <w:rPr>
-          <w:sz w:val="24"/>
-          <w:szCs w:val="24"/>
-        </w:rPr>
-        <w:t>{</w:t>
-      </w:r>
-    </w:p>
-    <w:p>
-      <w:pPr>
-        <w:rPr>
-          <w:sz w:val="24"/>
-          <w:szCs w:val="24"/>
-        </w:rPr>
-      </w:pPr>
-      <w:r>
-        <w:rPr>
-          <w:sz w:val="24"/>
-          <w:szCs w:val="24"/>
-        </w:rPr>
-        <w:t xml:space="preserve">  "number": "00987987973432",</w:t>
-      </w:r>
-    </w:p>
-    <w:p>
-      <w:pPr>
-        <w:rPr>
-          <w:sz w:val="24"/>
-          <w:szCs w:val="24"/>
-        </w:rPr>
-      </w:pPr>
-      <w:r>
-        <w:rPr>
-          <w:sz w:val="24"/>
-          <w:szCs w:val="24"/>
-        </w:rPr>
-        <w:t xml:space="preserve">  "type": "savings",</w:t>
-      </w:r>
-    </w:p>
-    <w:p>
-      <w:pPr>
-        <w:rPr>
-          <w:sz w:val="24"/>
-          <w:szCs w:val="24"/>
-        </w:rPr>
-      </w:pPr>
-      <w:r>
-        <w:rPr>
-          <w:sz w:val="24"/>
-          <w:szCs w:val="24"/>
-        </w:rPr>
-        <w:t xml:space="preserve">  "balance": 234343</w:t>
-      </w:r>
-    </w:p>
-    <w:p>
-      <w:pPr>
-        <w:rPr>
-          <w:sz w:val="24"/>
-          <w:szCs w:val="24"/>
-        </w:rPr>
-      </w:pPr>
-      <w:r>
-        <w:rPr>
-          <w:sz w:val="24"/>
-          <w:szCs w:val="24"/>
-        </w:rPr>
-        <w:t>}</w:t>
-      </w:r>
-    </w:p>
-    <w:p>
-      <w:pPr>
-        <w:rPr>
-          <w:sz w:val="24"/>
-          <w:szCs w:val="24"/>
-        </w:rPr>
-      </w:pPr>
-      <w:r>
-        <w:rPr>
-          <w:b/>
-          <w:bCs/>
-          <w:sz w:val="24"/>
-          <w:szCs w:val="24"/>
-        </w:rPr>
-        <w:t>4. Implementation: Loan Microservice</w:t>
-      </w:r>
-    </w:p>
-    <w:p>
-      <w:pPr>
-        <w:numPr>
-          <w:ilvl w:val="0"/>
-          <w:numId w:val="34"/>
-        </w:numPr>
-        <w:rPr>
-          <w:sz w:val="24"/>
-          <w:szCs w:val="24"/>
-        </w:rPr>
-      </w:pPr>
-      <w:r>
-        <w:rPr>
-          <w:b/>
-          <w:bCs/>
-          <w:sz w:val="24"/>
-          <w:szCs w:val="24"/>
-        </w:rPr>
-        <w:t>4.1 Configuration (Port Conflict Resolution):</w:t>
-      </w:r>
-    </w:p>
-    <w:p>
-      <w:pPr>
-        <w:numPr>
-          <w:ilvl w:val="1"/>
-          <w:numId w:val="34"/>
-        </w:numPr>
-        <w:rPr>
-          <w:sz w:val="24"/>
-          <w:szCs w:val="24"/>
-        </w:rPr>
-      </w:pPr>
-      <w:r>
-        <w:rPr>
-          <w:b/>
-          <w:bCs/>
-          <w:sz w:val="24"/>
-          <w:szCs w:val="24"/>
-        </w:rPr>
-        <w:t>File:</w:t>
-      </w:r>
-      <w:r>
-        <w:rPr>
-          <w:sz w:val="24"/>
-          <w:szCs w:val="24"/>
-        </w:rPr>
-        <w:t xml:space="preserve"> application.properties</w:t>
-      </w:r>
-    </w:p>
-    <w:p>
-      <w:pPr>
-        <w:numPr>
-          <w:ilvl w:val="1"/>
-          <w:numId w:val="34"/>
-        </w:numPr>
-        <w:rPr>
-          <w:sz w:val="24"/>
-          <w:szCs w:val="24"/>
-        </w:rPr>
-      </w:pPr>
-      <w:r>
-        <w:rPr>
-          <w:b/>
-          <w:bCs/>
-          <w:sz w:val="24"/>
-          <w:szCs w:val="24"/>
-        </w:rPr>
-        <w:lastRenderedPageBreak/>
-        <w:t>Setting:</w:t>
-      </w:r>
-      <w:r>
-        <w:rPr>
-          <w:sz w:val="24"/>
-          <w:szCs w:val="24"/>
-        </w:rPr>
-        <w:t xml:space="preserve"> server.port=8081</w:t>
-      </w:r>
-    </w:p>
-    <w:p>
-      <w:pPr>
-        <w:numPr>
-          <w:ilvl w:val="1"/>
-          <w:numId w:val="34"/>
-        </w:numPr>
-        <w:rPr>
-          <w:sz w:val="24"/>
-          <w:szCs w:val="24"/>
-        </w:rPr>
-      </w:pPr>
-      <w:r>
-        <w:rPr>
-          <w:b/>
-          <w:bCs/>
-          <w:sz w:val="24"/>
-          <w:szCs w:val="24"/>
-        </w:rPr>
-        <w:t>Reason:</w:t>
-      </w:r>
-      <w:r>
-        <w:rPr>
-          <w:sz w:val="24"/>
-          <w:szCs w:val="24"/>
-        </w:rPr>
-        <w:t xml:space="preserve"> Overrides the default port to prevent a BindException (Address already in use) since the Account microservice occupies port 8080.</w:t>
-      </w:r>
-    </w:p>
-    <w:p>
-      <w:pPr>
-        <w:numPr>
-          <w:ilvl w:val="0"/>
-          <w:numId w:val="34"/>
-        </w:numPr>
-        <w:rPr>
-          <w:sz w:val="24"/>
-          <w:szCs w:val="24"/>
-        </w:rPr>
-      </w:pPr>
-      <w:r>
-        <w:rPr>
-          <w:b/>
-          <w:bCs/>
-          <w:sz w:val="24"/>
-          <w:szCs w:val="24"/>
-        </w:rPr>
-        <w:t>4.2 The Data Model (Loan.java):</w:t>
-      </w:r>
-      <w:r>
-        <w:rPr>
-          <w:sz w:val="24"/>
-          <w:szCs w:val="24"/>
-        </w:rPr>
-        <w:t xml:space="preserve"> Contains fields for number, type, loan, emi, and tenure.</w:t>
-      </w:r>
-    </w:p>
-    <w:p>
-      <w:pPr>
-        <w:numPr>
-          <w:ilvl w:val="0"/>
-          <w:numId w:val="34"/>
-        </w:numPr>
-        <w:rPr>
-          <w:sz w:val="24"/>
-          <w:szCs w:val="24"/>
-        </w:rPr>
-      </w:pPr>
-      <w:r>
-        <w:rPr>
-          <w:b/>
-          <w:bCs/>
-          <w:sz w:val="24"/>
-          <w:szCs w:val="24"/>
-        </w:rPr>
-        <w:t>4.3 The Controller (LoanController.java):</w:t>
-      </w:r>
-    </w:p>
-    <w:p>
-      <w:pPr>
-        <w:numPr>
-          <w:ilvl w:val="1"/>
-          <w:numId w:val="34"/>
-        </w:numPr>
-        <w:rPr>
-          <w:sz w:val="24"/>
-          <w:szCs w:val="24"/>
-        </w:rPr>
-      </w:pPr>
-      <w:r>
-        <w:rPr>
-          <w:b/>
-          <w:bCs/>
-          <w:sz w:val="24"/>
-          <w:szCs w:val="24"/>
-        </w:rPr>
-        <w:t>Endpoint:</w:t>
-      </w:r>
-      <w:r>
-        <w:rPr>
-          <w:sz w:val="24"/>
-          <w:szCs w:val="24"/>
-        </w:rPr>
-        <w:t xml:space="preserve"> Mapped via @GetMapping("/loans/{number}").</w:t>
-      </w:r>
-    </w:p>
-    <w:p>
-      <w:pPr>
-        <w:numPr>
-          <w:ilvl w:val="1"/>
-          <w:numId w:val="34"/>
-        </w:numPr>
-        <w:rPr>
-          <w:sz w:val="24"/>
-          <w:szCs w:val="24"/>
-        </w:rPr>
-      </w:pPr>
-      <w:r>
-        <w:rPr>
-          <w:b/>
-          <w:bCs/>
-          <w:sz w:val="24"/>
-          <w:szCs w:val="24"/>
-        </w:rPr>
-        <w:t>Behavior:</w:t>
-      </w:r>
-      <w:r>
-        <w:rPr>
-          <w:sz w:val="24"/>
-          <w:szCs w:val="24"/>
-        </w:rPr>
-        <w:t xml:space="preserve"> Returns a hardcoded Loan object representing a car loan.</w:t>
-      </w:r>
-    </w:p>
-    <w:p>
-      <w:pPr>
-        <w:numPr>
-          <w:ilvl w:val="0"/>
-          <w:numId w:val="34"/>
-        </w:numPr>
-        <w:rPr>
-          <w:sz w:val="24"/>
-          <w:szCs w:val="24"/>
-        </w:rPr>
-      </w:pPr>
-      <w:r>
-        <w:rPr>
-          <w:b/>
-          <w:bCs/>
-          <w:sz w:val="24"/>
-          <w:szCs w:val="24"/>
-        </w:rPr>
-        <w:t>4.4 Sample Response:</w:t>
-      </w:r>
-    </w:p>
-    <w:p>
-      <w:pPr>
-        <w:rPr>
-          <w:sz w:val="24"/>
-          <w:szCs w:val="24"/>
-        </w:rPr>
-      </w:pPr>
-      <w:r>
-        <w:rPr>
-          <w:sz w:val="24"/>
-          <w:szCs w:val="24"/>
-        </w:rPr>
-        <w:t>JSON</w:t>
-      </w:r>
-    </w:p>
-    <w:p>
-      <w:pPr>
-        <w:rPr>
-          <w:sz w:val="24"/>
-          <w:szCs w:val="24"/>
-        </w:rPr>
-      </w:pPr>
-      <w:r>
-        <w:rPr>
-          <w:sz w:val="24"/>
-          <w:szCs w:val="24"/>
-        </w:rPr>
-        <w:t>{</w:t>
-      </w:r>
-    </w:p>
-    <w:p>
-      <w:pPr>
-        <w:rPr>
-          <w:sz w:val="24"/>
-          <w:szCs w:val="24"/>
-        </w:rPr>
-      </w:pPr>
-      <w:r>
-        <w:rPr>
-          <w:sz w:val="24"/>
-          <w:szCs w:val="24"/>
-        </w:rPr>
-        <w:t xml:space="preserve">  "number": "H00987987972342",</w:t>
-      </w:r>
-    </w:p>
-    <w:p>
-      <w:pPr>
-        <w:rPr>
-          <w:sz w:val="24"/>
-          <w:szCs w:val="24"/>
-        </w:rPr>
-      </w:pPr>
-      <w:r>
-        <w:rPr>
-          <w:sz w:val="24"/>
-          <w:szCs w:val="24"/>
-        </w:rPr>
-        <w:t xml:space="preserve">  "type": "car",</w:t>
-      </w:r>
-    </w:p>
-    <w:p>
-      <w:pPr>
-        <w:rPr>
-          <w:sz w:val="24"/>
-          <w:szCs w:val="24"/>
-        </w:rPr>
-      </w:pPr>
-      <w:r>
-        <w:rPr>
-          <w:sz w:val="24"/>
-          <w:szCs w:val="24"/>
-        </w:rPr>
-        <w:t xml:space="preserve">  "loan": 400000,</w:t>
-      </w:r>
-    </w:p>
-    <w:p>
-      <w:pPr>
-        <w:rPr>
-          <w:sz w:val="24"/>
-          <w:szCs w:val="24"/>
-        </w:rPr>
-      </w:pPr>
-      <w:r>
-        <w:rPr>
-          <w:sz w:val="24"/>
-          <w:szCs w:val="24"/>
-        </w:rPr>
-        <w:t xml:space="preserve">  "emi": 3258,</w:t>
-      </w:r>
-    </w:p>
-    <w:p>
-      <w:pPr>
-        <w:rPr>
-          <w:sz w:val="24"/>
-          <w:szCs w:val="24"/>
-        </w:rPr>
-      </w:pPr>
-      <w:r>
-        <w:rPr>
-          <w:sz w:val="24"/>
-          <w:szCs w:val="24"/>
-        </w:rPr>
-        <w:t xml:space="preserve">  "tenure": 18</w:t>
-      </w:r>
-    </w:p>
-    <w:p>
-      <w:pPr>
-        <w:rPr>
-          <w:sz w:val="24"/>
-          <w:szCs w:val="24"/>
-        </w:rPr>
-      </w:pPr>
-      <w:r>
-        <w:rPr>
-          <w:sz w:val="24"/>
-          <w:szCs w:val="24"/>
-        </w:rPr>
-        <w:t>}</w:t>
-      </w:r>
-    </w:p>
-    <w:p>
-      <w:pPr>
-        <w:rPr>
-          <w:sz w:val="24"/>
-          <w:szCs w:val="24"/>
-        </w:rPr>
-      </w:pPr>
-      <w:r>
-        <w:rPr>
-          <w:b/>
-          <w:bCs/>
-          <w:sz w:val="24"/>
-          <w:szCs w:val="24"/>
-        </w:rPr>
-        <w:t>5. Execution and IDE Integration (SME Walkthrough)</w:t>
-      </w:r>
-    </w:p>
-    <w:p>
-      <w:pPr>
-        <w:numPr>
-          <w:ilvl w:val="0"/>
-          <w:numId w:val="35"/>
-        </w:numPr>
-        <w:rPr>
-          <w:sz w:val="24"/>
-          <w:szCs w:val="24"/>
-        </w:rPr>
-      </w:pPr>
-      <w:r>
-        <w:rPr>
-          <w:b/>
-          <w:bCs/>
-          <w:sz w:val="24"/>
-          <w:szCs w:val="24"/>
-        </w:rPr>
-        <w:t>5.1 Simultaneous Execution:</w:t>
-      </w:r>
-      <w:r>
-        <w:rPr>
-          <w:sz w:val="24"/>
-          <w:szCs w:val="24"/>
-        </w:rPr>
-        <w:t xml:space="preserve"> Both the MicroservicesApplication and LoanMicroservicesApplication are executed concurrently from within the IDE.</w:t>
-      </w:r>
-    </w:p>
-    <w:p>
-      <w:pPr>
-        <w:numPr>
-          <w:ilvl w:val="0"/>
-          <w:numId w:val="35"/>
-        </w:numPr>
-        <w:rPr>
-          <w:sz w:val="24"/>
-          <w:szCs w:val="24"/>
-        </w:rPr>
-      </w:pPr>
-      <w:r>
-        <w:rPr>
-          <w:b/>
-          <w:bCs/>
-          <w:sz w:val="24"/>
-          <w:szCs w:val="24"/>
-        </w:rPr>
-        <w:t>5.2 Port Binding:</w:t>
-      </w:r>
-      <w:r>
-        <w:rPr>
-          <w:sz w:val="24"/>
-          <w:szCs w:val="24"/>
-        </w:rPr>
-        <w:t xml:space="preserve"> The startup logs confirm successful initialization:</w:t>
-      </w:r>
-    </w:p>
-    <w:p>
-      <w:pPr>
-        <w:numPr>
-          <w:ilvl w:val="1"/>
-          <w:numId w:val="35"/>
-        </w:numPr>
-        <w:rPr>
-          <w:sz w:val="24"/>
-          <w:szCs w:val="24"/>
-        </w:rPr>
-      </w:pPr>
-      <w:r>
-        <w:rPr>
-          <w:sz w:val="24"/>
-          <w:szCs w:val="24"/>
-        </w:rPr>
-        <w:t>Account Service logs: Tomcat initialized with port 8080 (http)</w:t>
-      </w:r>
-    </w:p>
-    <w:p>
-      <w:pPr>
-        <w:numPr>
-          <w:ilvl w:val="1"/>
-          <w:numId w:val="35"/>
-        </w:numPr>
-        <w:rPr>
-          <w:sz w:val="24"/>
-          <w:szCs w:val="24"/>
-        </w:rPr>
-      </w:pPr>
-      <w:r>
-        <w:rPr>
-          <w:sz w:val="24"/>
-          <w:szCs w:val="24"/>
-        </w:rPr>
-        <w:t>Loan Service logs: Tomcat initialized with port 8081 (http)</w:t>
-      </w:r>
-    </w:p>
-    <w:p>
-      <w:pPr>
-        <w:numPr>
-          <w:ilvl w:val="0"/>
-          <w:numId w:val="35"/>
-        </w:numPr>
-        <w:rPr>
-          <w:sz w:val="24"/>
-          <w:szCs w:val="24"/>
-        </w:rPr>
-      </w:pPr>
-      <w:r>
-        <w:rPr>
-          <w:b/>
-          <w:bCs/>
-          <w:sz w:val="24"/>
-          <w:szCs w:val="24"/>
-        </w:rPr>
-        <w:t>5.3 IntelliJ IDEA Services Window:</w:t>
-      </w:r>
-    </w:p>
-    <w:p>
-      <w:pPr>
-        <w:numPr>
-          <w:ilvl w:val="1"/>
-          <w:numId w:val="35"/>
-        </w:numPr>
-        <w:rPr>
-          <w:sz w:val="24"/>
-          <w:szCs w:val="24"/>
-        </w:rPr>
-      </w:pPr>
-      <w:r>
-        <w:rPr>
-          <w:sz w:val="24"/>
-          <w:szCs w:val="24"/>
-        </w:rPr>
-        <w:t xml:space="preserve">When multiple Spring Boot applications run simultaneously, IntelliJ intelligently groups them into the </w:t>
-      </w:r>
-      <w:r>
-        <w:rPr>
-          <w:b/>
-          <w:bCs/>
-          <w:sz w:val="24"/>
-          <w:szCs w:val="24"/>
-        </w:rPr>
-        <w:t>Services</w:t>
-      </w:r>
-      <w:r>
-        <w:rPr>
-          <w:sz w:val="24"/>
-          <w:szCs w:val="24"/>
-        </w:rPr>
-        <w:t xml:space="preserve"> tool window (Alt+8 / Cmd+8).</w:t>
-      </w:r>
-    </w:p>
-    <w:p>
-      <w:pPr>
-        <w:numPr>
-          <w:ilvl w:val="1"/>
-          <w:numId w:val="35"/>
-        </w:numPr>
-        <w:rPr>
-          <w:sz w:val="24"/>
-          <w:szCs w:val="24"/>
-        </w:rPr>
-      </w:pPr>
-      <w:r>
-        <w:rPr>
-          <w:sz w:val="24"/>
-          <w:szCs w:val="24"/>
-        </w:rPr>
-        <w:t>This UI provides a centralized dashboard to monitor the status of all active microservices, allowing the developer to seamlessly toggle between the individual console logs of the Account and Loan applications without losing context.</w:t>
-      </w:r>
-    </w:p>
-    <w:p>
-      <w:pPr>
-        <w:rPr>
-          <w:sz w:val="24"/>
-          <w:szCs w:val="24"/>
-        </w:rPr>
-      </w:pPr>
-    </w:p>
-    <w:p>
-      <w:pPr>
-        <w:rPr>
-          <w:sz w:val="24"/>
-          <w:szCs w:val="24"/>
-        </w:rPr>
-      </w:pPr>
-    </w:p>
-    <w:p>
-      <w:pPr>
-        <w:rPr>
-          <w:sz w:val="24"/>
-          <w:szCs w:val="24"/>
-        </w:rPr>
-      </w:pPr>
-      <w:r>
-        <w:rPr>
-          <w:sz w:val="24"/>
-          <w:szCs w:val="24"/>
-        </w:rPr>
-        <w:lastRenderedPageBreak/>
-        <w:t>src/main/java/com/cognizant/account</w:t>
-      </w:r>
-    </w:p>
-    <w:p>
-      <w:pPr>
-        <w:rPr>
-          <w:sz w:val="24"/>
-          <w:szCs w:val="24"/>
-        </w:rPr>
-      </w:pPr>
-      <w:r>
-        <w:rPr>
-          <w:sz w:val="24"/>
-          <w:szCs w:val="24"/>
-        </w:rPr>
-        <w:drawing>
-          <wp:inline distT="0" distB="0" distL="0" distR="0" wp14:anchorId="74269A95" wp14:editId="4E9E8AD0">
-            <wp:extent cx="5731510" cy="3032760"/>
-            <wp:effectExtent l="0" t="0" r="2540" b="0"/>
-            <wp:docPr id="777205199" name="Picture 1"/>
-            <wp:cNvGraphicFramePr>
-              <a:graphicFrameLocks xmlns:a="http://schemas.openxmlformats.org/drawingml/2006/main" noChangeAspect="1"/>
-            </wp:cNvGraphicFramePr>
-            <a:graphic xmlns:a="http://schemas.openxmlformats.org/drawingml/2006/main">
-              <a:graphicData uri="http://schemas.openxmlformats.org/drawingml/2006/picture">
-                <pic:pic xmlns:pic="http://schemas.openxmlformats.org/drawingml/2006/picture">
-                  <pic:nvPicPr>
-                    <pic:cNvPr id="777205199" name=""/>
-                    <pic:cNvPicPr/>
-                  </pic:nvPicPr>
-                  <pic:blipFill>
-                    <a:blip r:embed="rId26"/>
-                    <a:stretch>
-                      <a:fillRect/>
-                    </a:stretch>
-                  </pic:blipFill>
-                  <pic:spPr>
-                    <a:xfrm>
-                      <a:off x="0" y="0"/>
-                      <a:ext cx="5731510" cy="3032760"/>
-                    </a:xfrm>
-                    <a:prstGeom prst="rect">
-                      <a:avLst/>
-                    </a:prstGeom>
-                  </pic:spPr>
-                </pic:pic>
-              </a:graphicData>
-            </a:graphic>
-          </wp:inline>
-        </w:drawing>
-      </w:r>
-    </w:p>
-    <w:p>
-      <w:pPr>
-        <w:rPr>
-          <w:sz w:val="24"/>
-          <w:szCs w:val="24"/>
-        </w:rPr>
-      </w:pPr>
-    </w:p>
-    <w:p>
-      <w:pPr>
-        <w:rPr>
-          <w:sz w:val="24"/>
-          <w:szCs w:val="24"/>
-        </w:rPr>
-      </w:pPr>
-      <w:r>
-        <w:rPr>
-          <w:sz w:val="24"/>
-          <w:szCs w:val="24"/>
-        </w:rPr>
-        <w:t>AccountController</w:t>
-      </w:r>
-    </w:p>
-    <w:p>
-      <w:pPr>
-        <w:rPr>
-          <w:sz w:val="24"/>
-          <w:szCs w:val="24"/>
-        </w:rPr>
-      </w:pPr>
-      <w:r>
-        <w:rPr>
-          <w:sz w:val="24"/>
-          <w:szCs w:val="24"/>
-        </w:rPr>
-        <w:drawing>
-          <wp:inline distT="0" distB="0" distL="0" distR="0" wp14:anchorId="5B21F620" wp14:editId="39A47E7C">
-            <wp:extent cx="5731510" cy="2462530"/>
-            <wp:effectExtent l="0" t="0" r="2540" b="0"/>
-            <wp:docPr id="1682551779" name="Picture 1"/>
-            <wp:cNvGraphicFramePr>
-              <a:graphicFrameLocks xmlns:a="http://schemas.openxmlformats.org/drawingml/2006/main" noChangeAspect="1"/>
-            </wp:cNvGraphicFramePr>
-            <a:graphic xmlns:a="http://schemas.openxmlformats.org/drawingml/2006/main">
-              <a:graphicData uri="http://schemas.openxmlformats.org/drawingml/2006/picture">
-                <pic:pic xmlns:pic="http://schemas.openxmlformats.org/drawingml/2006/picture">
-                  <pic:nvPicPr>
-                    <pic:cNvPr id="1682551779" name=""/>
-                    <pic:cNvPicPr/>
-                  </pic:nvPicPr>
-                  <pic:blipFill>
-                    <a:blip r:embed="rId27"/>
-                    <a:stretch>
-                      <a:fillRect/>
-                    </a:stretch>
-                  </pic:blipFill>
-                  <pic:spPr>
-                    <a:xfrm>
-                      <a:off x="0" y="0"/>
-                      <a:ext cx="5731510" cy="2462530"/>
-                    </a:xfrm>
-                    <a:prstGeom prst="rect">
-                      <a:avLst/>
-                    </a:prstGeom>
-                  </pic:spPr>
-                </pic:pic>
-              </a:graphicData>
-            </a:graphic>
-          </wp:inline>
-        </w:drawing>
-      </w:r>
-    </w:p>
-    <w:p>
-      <w:pPr>
-        <w:rPr>
-          <w:sz w:val="24"/>
-          <w:szCs w:val="24"/>
-        </w:rPr>
-      </w:pPr>
-    </w:p>
-    <w:p>
-      <w:pPr>
-        <w:rPr>
-          <w:sz w:val="24"/>
-          <w:szCs w:val="24"/>
-        </w:rPr>
-      </w:pPr>
-      <w:r>
-        <w:rPr>
-          <w:sz w:val="24"/>
-          <w:szCs w:val="24"/>
-        </w:rPr>
-        <w:lastRenderedPageBreak/>
-        <w:t>Execution Result:</w:t>
-      </w:r>
-      <w:r>
-        <w:rPr>
-          <w:sz w:val="24"/>
-          <w:szCs w:val="24"/>
-        </w:rPr>
-        <w:br/>
-      </w:r>
-      <w:r>
-        <w:rPr>
-          <w:sz w:val="24"/>
-          <w:szCs w:val="24"/>
-        </w:rPr>
-        <w:drawing>
-          <wp:inline distT="0" distB="0" distL="0" distR="0" wp14:anchorId="72586A58" wp14:editId="44F49673">
-            <wp:extent cx="4902452" cy="2178162"/>
-            <wp:effectExtent l="0" t="0" r="0" b="0"/>
-            <wp:docPr id="1229953558" name="Picture 1"/>
-            <wp:cNvGraphicFramePr>
-              <a:graphicFrameLocks xmlns:a="http://schemas.openxmlformats.org/drawingml/2006/main" noChangeAspect="1"/>
-            </wp:cNvGraphicFramePr>
-            <a:graphic xmlns:a="http://schemas.openxmlformats.org/drawingml/2006/main">
-              <a:graphicData uri="http://schemas.openxmlformats.org/drawingml/2006/picture">
-                <pic:pic xmlns:pic="http://schemas.openxmlformats.org/drawingml/2006/picture">
-                  <pic:nvPicPr>
-                    <pic:cNvPr id="1229953558" name=""/>
-                    <pic:cNvPicPr/>
-                  </pic:nvPicPr>
-                  <pic:blipFill>
-                    <a:blip r:embed="rId28"/>
-                    <a:stretch>
-                      <a:fillRect/>
-                    </a:stretch>
-                  </pic:blipFill>
-                  <pic:spPr>
-                    <a:xfrm>
-                      <a:off x="0" y="0"/>
-                      <a:ext cx="4902452" cy="2178162"/>
-                    </a:xfrm>
-                    <a:prstGeom prst="rect">
-                      <a:avLst/>
-                    </a:prstGeom>
-                  </pic:spPr>
-                </pic:pic>
-              </a:graphicData>
-            </a:graphic>
-          </wp:inline>
-        </w:drawing>
-      </w:r>
-    </w:p>
-    <w:p>
-      <w:pPr>
-        <w:rPr>
-          <w:sz w:val="24"/>
-          <w:szCs w:val="24"/>
-        </w:rPr>
-      </w:pPr>
-    </w:p>
-    <w:p>
-      <w:pPr>
-        <w:rPr>
-          <w:sz w:val="24"/>
-          <w:szCs w:val="24"/>
-        </w:rPr>
-      </w:pPr>
-      <w:r>
-        <w:rPr>
-          <w:sz w:val="24"/>
-          <w:szCs w:val="24"/>
-        </w:rPr>
-        <w:t>src/main/java/com/cognizant/loan</w:t>
-      </w:r>
-    </w:p>
-    <w:p>
-      <w:pPr>
-        <w:rPr>
-          <w:sz w:val="24"/>
-          <w:szCs w:val="24"/>
-        </w:rPr>
-      </w:pPr>
-      <w:r>
-        <w:rPr>
-          <w:sz w:val="24"/>
-          <w:szCs w:val="24"/>
-        </w:rPr>
-        <w:drawing>
-          <wp:inline distT="0" distB="0" distL="0" distR="0" wp14:anchorId="70188178" wp14:editId="49AD6B1F">
-            <wp:extent cx="5731510" cy="5424170"/>
-            <wp:effectExtent l="0" t="0" r="2540" b="5080"/>
-            <wp:docPr id="541237597" name="Picture 1"/>
-            <wp:cNvGraphicFramePr>
-              <a:graphicFrameLocks xmlns:a="http://schemas.openxmlformats.org/drawingml/2006/main" noChangeAspect="1"/>
-            </wp:cNvGraphicFramePr>
-            <a:graphic xmlns:a="http://schemas.openxmlformats.org/drawingml/2006/main">
-              <a:graphicData uri="http://schemas.openxmlformats.org/drawingml/2006/picture">
-                <pic:pic xmlns:pic="http://schemas.openxmlformats.org/drawingml/2006/picture">
-                  <pic:nvPicPr>
-                    <pic:cNvPr id="541237597" name=""/>
-                    <pic:cNvPicPr/>
-                  </pic:nvPicPr>
-                  <pic:blipFill>
-                    <a:blip r:embed="rId29"/>
-                    <a:stretch>
-                      <a:fillRect/>
-                    </a:stretch>
-                  </pic:blipFill>
-                  <pic:spPr>
-                    <a:xfrm>
-                      <a:off x="0" y="0"/>
-                      <a:ext cx="5731510" cy="5424170"/>
-                    </a:xfrm>
-                    <a:prstGeom prst="rect">
-                      <a:avLst/>
-                    </a:prstGeom>
-                  </pic:spPr>
-                </pic:pic>
-              </a:graphicData>
-            </a:graphic>
-          </wp:inline>
-        </w:drawing>
-      </w:r>
-    </w:p>
-    <w:p>
-      <w:pPr>
-        <w:rPr>
-          <w:sz w:val="24"/>
-          <w:szCs w:val="24"/>
-        </w:rPr>
-      </w:pPr>
-    </w:p>
-    <w:p>
-      <w:pPr>
-        <w:rPr>
-          <w:sz w:val="24"/>
-          <w:szCs w:val="24"/>
-        </w:rPr>
-      </w:pPr>
-      <w:r>
-        <w:rPr>
-          <w:sz w:val="24"/>
-          <w:szCs w:val="24"/>
-        </w:rPr>
-        <w:lastRenderedPageBreak/>
-        <w:t>LoanController.</w:t>
-      </w:r>
-    </w:p>
-    <w:p>
-      <w:pPr>
-        <w:rPr>
-          <w:sz w:val="24"/>
-          <w:szCs w:val="24"/>
-        </w:rPr>
-      </w:pPr>
-      <w:r>
-        <w:rPr>
-          <w:sz w:val="24"/>
-          <w:szCs w:val="24"/>
-        </w:rPr>
-        <w:drawing>
-          <wp:inline distT="0" distB="0" distL="0" distR="0" wp14:anchorId="6715FE6F" wp14:editId="0D972769">
-            <wp:extent cx="5731510" cy="1663700"/>
-            <wp:effectExtent l="0" t="0" r="2540" b="0"/>
-            <wp:docPr id="1880286647" name="Picture 1"/>
-            <wp:cNvGraphicFramePr>
-              <a:graphicFrameLocks xmlns:a="http://schemas.openxmlformats.org/drawingml/2006/main" noChangeAspect="1"/>
-            </wp:cNvGraphicFramePr>
-            <a:graphic xmlns:a="http://schemas.openxmlformats.org/drawingml/2006/main">
-              <a:graphicData uri="http://schemas.openxmlformats.org/drawingml/2006/picture">
-                <pic:pic xmlns:pic="http://schemas.openxmlformats.org/drawingml/2006/picture">
-                  <pic:nvPicPr>
-                    <pic:cNvPr id="1880286647" name=""/>
-                    <pic:cNvPicPr/>
-                  </pic:nvPicPr>
-                  <pic:blipFill>
-                    <a:blip r:embed="rId30"/>
-                    <a:stretch>
-                      <a:fillRect/>
-                    </a:stretch>
-                  </pic:blipFill>
-                  <pic:spPr>
-                    <a:xfrm>
-                      <a:off x="0" y="0"/>
-                      <a:ext cx="5731510" cy="1663700"/>
-                    </a:xfrm>
-                    <a:prstGeom prst="rect">
-                      <a:avLst/>
-                    </a:prstGeom>
-                  </pic:spPr>
-                </pic:pic>
-              </a:graphicData>
-            </a:graphic>
-          </wp:inline>
-        </w:drawing>
-      </w:r>
-    </w:p>
-    <w:p>
-      <w:pPr>
-        <w:rPr>
-          <w:sz w:val="24"/>
-          <w:szCs w:val="24"/>
-        </w:rPr>
-      </w:pPr>
-      <w:r>
-        <w:rPr>
-          <w:sz w:val="24"/>
-          <w:szCs w:val="24"/>
-        </w:rPr>
-        <w:t>Execution Result :</w:t>
-      </w:r>
-    </w:p>
-    <w:p>
-      <w:pPr>
-        <w:rPr>
-          <w:sz w:val="24"/>
-          <w:szCs w:val="24"/>
-        </w:rPr>
-      </w:pPr>
-      <w:r>
-        <w:rPr>
-          <w:sz w:val="24"/>
-          <w:szCs w:val="24"/>
-        </w:rPr>
-        <w:drawing>
-          <wp:inline distT="0" distB="0" distL="0" distR="0" wp14:anchorId="42B9ED1D" wp14:editId="71CA545D">
-            <wp:extent cx="5512083" cy="1828894"/>
-            <wp:effectExtent l="0" t="0" r="0" b="0"/>
-            <wp:docPr id="372753713" name="Picture 1"/>
-            <wp:cNvGraphicFramePr>
-              <a:graphicFrameLocks xmlns:a="http://schemas.openxmlformats.org/drawingml/2006/main" noChangeAspect="1"/>
-            </wp:cNvGraphicFramePr>
-            <a:graphic xmlns:a="http://schemas.openxmlformats.org/drawingml/2006/main">
-              <a:graphicData uri="http://schemas.openxmlformats.org/drawingml/2006/picture">
-                <pic:pic xmlns:pic="http://schemas.openxmlformats.org/drawingml/2006/picture">
-                  <pic:nvPicPr>
-                    <pic:cNvPr id="372753713" name=""/>
-                    <pic:cNvPicPr/>
-                  </pic:nvPicPr>
-                  <pic:blipFill>
-                    <a:blip r:embed="rId31"/>
-                    <a:stretch>
-                      <a:fillRect/>
-                    </a:stretch>
-                  </pic:blipFill>
-                  <pic:spPr>
-                    <a:xfrm>
-                      <a:off x="0" y="0"/>
-                      <a:ext cx="5512083" cy="1828894"/>
                     </a:xfrm>
                     <a:prstGeom prst="rect">
                       <a:avLst/>
@@ -14257,6 +12841,7 @@
   <w:style w:type="character" w:default="1" w:styleId="DefaultParagraphFont">
     <w:name w:val="Default Paragraph Font"/>
     <w:uiPriority w:val="1"/>
+    <w:semiHidden/>
     <w:unhideWhenUsed/>
   </w:style>
   <w:style w:type="table" w:default="1" w:styleId="TableNormal">
